--- a/tds/TDS_Zetawet_SWLF_CONC.docx
+++ b/tds/TDS_Zetawet_SWLF_CONC.docx
@@ -239,7 +239,6 @@
       <w:tblPr>
         <w:tblStyle w:val="TableGrid"/>
         <w:tblW w:type="auto" w:w="0"/>
-        <w:jc w:val="left"/>
         <w:tblLook w:firstColumn="1" w:firstRow="1" w:lastColumn="0" w:lastRow="0" w:noHBand="0" w:noVBand="1" w:val="04A0"/>
       </w:tblPr>
       <w:tblGrid>
@@ -1408,7 +1407,7 @@
                 <w:b w:val="0"/>
                 <w:sz w:val="18"/>
               </w:rPr>
-              <w:t>Auxiliary dosing – raise to 60°C – Caustic Soda dosing (2 cycles) – H₂O₂ 50% dosing (2 cycles) – raise to optimum temp &amp; hold (95°C × 45–60 min or 110°C × 20–30 min) – Drain bath at 80°C</w:t>
+              <w:t>Auxiliary dosing – raise to 60°C – Caustic Soda dosing (2 cycles) – H₂O₂ 50% dosing (2 cycles) – raise to optimum temp &amp; hold (95°C × 45–60 min or 110°C × 20–30 min) – Drain at 80°C</w:t>
             </w:r>
           </w:p>
         </w:tc>
@@ -1676,7 +1675,7 @@
             <w:r>
               <w:rPr>
                 <w:rFonts w:ascii="Arial" w:hAnsi="Arial"/>
-                <w:b w:val="0"/>
+                <w:b/>
                 <w:sz w:val="18"/>
               </w:rPr>
               <w:t>Caustic Soda Flakes</w:t>
@@ -1753,7 +1752,7 @@
             <w:r>
               <w:rPr>
                 <w:rFonts w:ascii="Arial" w:hAnsi="Arial"/>
-                <w:b w:val="0"/>
+                <w:b/>
                 <w:sz w:val="18"/>
               </w:rPr>
               <w:t>Hydrogen Peroxide 50%</w:t>
@@ -1982,7 +1981,7 @@
                 <w:b w:val="0"/>
                 <w:sz w:val="18"/>
               </w:rPr>
-              <w:t>Auxiliary dosing – raise to 60°C – Caustic Soda dosing (2 cycles) – H₂O₂ 50% dosing (2 cycles) – raise to optimum temp &amp; hold – drain at 80°C – Hot wash at 80°C, add OBA (20 min dosing + 20 min holding) – Drain bath</w:t>
+              <w:t>Auxiliary dosing – raise to 60°C – Caustic Soda (2 cycles) – H₂O₂ 50% (2 cycles) – raise to optimum temp &amp; hold – drain at 80°C – Hot wash at 80°C, add OBA (20 min dosing + 20 min holding) – Drain bath</w:t>
             </w:r>
           </w:p>
         </w:tc>
@@ -2250,7 +2249,7 @@
             <w:r>
               <w:rPr>
                 <w:rFonts w:ascii="Arial" w:hAnsi="Arial"/>
-                <w:b w:val="0"/>
+                <w:b/>
                 <w:sz w:val="18"/>
               </w:rPr>
               <w:t>Caustic Soda Flakes</w:t>
@@ -2327,7 +2326,7 @@
             <w:r>
               <w:rPr>
                 <w:rFonts w:ascii="Arial" w:hAnsi="Arial"/>
-                <w:b w:val="0"/>
+                <w:b/>
                 <w:sz w:val="18"/>
               </w:rPr>
               <w:t>Hydrogen Peroxide 50%</w:t>
@@ -2595,7 +2594,6 @@
   <w:tbl>
     <w:tblPr>
       <w:tblW w:type="auto" w:w="0"/>
-      <w:jc w:val="left"/>
       <w:tblLook w:firstColumn="1" w:firstRow="1" w:lastColumn="0" w:lastRow="0" w:noHBand="0" w:noVBand="1" w:val="04A0"/>
     </w:tblPr>
     <w:tblGrid>
@@ -2628,13 +2626,38 @@
             <w:jc w:val="right"/>
           </w:pPr>
           <w:r>
-            <w:rPr>
-              <w:rFonts w:ascii="Arial" w:hAnsi="Arial"/>
-              <w:b/>
-              <w:color w:val="0057B8"/>
-              <w:sz w:val="22"/>
-            </w:rPr>
-            <w:t>BIOCHEM TECHNOLOGIES</w:t>
+            <w:drawing>
+              <wp:inline xmlns:a="http://schemas.openxmlformats.org/drawingml/2006/main" xmlns:pic="http://schemas.openxmlformats.org/drawingml/2006/picture">
+                <wp:extent cx="1280160" cy="478669"/>
+                <wp:docPr id="1" name="Picture 1"/>
+                <wp:cNvGraphicFramePr>
+                  <a:graphicFrameLocks noChangeAspect="1"/>
+                </wp:cNvGraphicFramePr>
+                <a:graphic>
+                  <a:graphicData uri="http://schemas.openxmlformats.org/drawingml/2006/picture">
+                    <pic:pic>
+                      <pic:nvPicPr>
+                        <pic:cNvPr id="0" name="biochem_logo.png"/>
+                        <pic:cNvPicPr/>
+                      </pic:nvPicPr>
+                      <pic:blipFill>
+                        <a:blip r:embed="rId1"/>
+                        <a:stretch>
+                          <a:fillRect/>
+                        </a:stretch>
+                      </pic:blipFill>
+                      <pic:spPr>
+                        <a:xfrm>
+                          <a:off x="0" y="0"/>
+                          <a:ext cx="1280160" cy="478669"/>
+                        </a:xfrm>
+                        <a:prstGeom prst="rect"/>
+                      </pic:spPr>
+                    </pic:pic>
+                  </a:graphicData>
+                </a:graphic>
+              </wp:inline>
+            </w:drawing>
           </w:r>
         </w:p>
       </w:tc>
@@ -2642,7 +2665,6 @@
   </w:tbl>
   <w:p>
     <w:pPr>
-      <w:spacing w:after="0"/>
       <w:pBdr>
         <w:bottom w:val="single" w:sz="12" w:space="1" w:color="0057B8"/>
       </w:pBdr>
